--- a/group1-retail/Group1-Project-Brief.docx
+++ b/group1-retail/Group1-Project-Brief.docx
@@ -506,7 +506,7 @@
                 <w:sz w:val="20"/>
                 <w:szCs w:val="20"/>
               </w:rPr>
-              <w:t>40 POS sales (86 line items) plus 3 refunds - 2 full, 1 partial - with type and originalTransactionId columns</w:t>
+              <w:t>40 POS sales (81 line items) plus 3 refunds - 2 full, 1 partial - with type and originalTransactionId columns</w:t>
             </w:r>
           </w:p>
         </w:tc>

--- a/group1-retail/Group1-Project-Brief.docx
+++ b/group1-retail/Group1-Project-Brief.docx
@@ -1319,7 +1319,7 @@
           <w:sz w:val="22"/>
           <w:szCs w:val="22"/>
         </w:rPr>
-        <w:t>Earn API reproduces every row of sample-data/expected-points.csv exactly - best single multiplier, x2.5 held as an integer 2500, floor once per basket (TX90007 is 29 points, not 27)</w:t>
+        <w:t>Earn API reproduces every row of sample-data/expected-points.csv exactly. Check it before your demo: node sample-data/check-points.mjs &lt;your-output.csv&gt;</w:t>
       </w:r>
     </w:p>
     <w:p>

--- a/group1-retail/Group1-Project-Brief.docx
+++ b/group1-retail/Group1-Project-Brief.docx
@@ -756,7 +756,7 @@
                 <w:sz w:val="20"/>
                 <w:szCs w:val="20"/>
               </w:rPr>
-              <w:t>starter-workspace/</w:t>
+              <w:t>local-environment/</w:t>
             </w:r>
           </w:p>
         </w:tc>
@@ -781,7 +781,7 @@
                 <w:sz w:val="20"/>
                 <w:szCs w:val="20"/>
               </w:rPr>
-              <w:t>Your working folder. Node 20 + TypeScript 5.5 toolchain only - Express, pg, Jest, ESLint, Prettier, already set to the company standards. No src/ layout: designing that is the workflow's job. Run npm install &amp;&amp; npm test before you start</w:t>
+              <w:t>Node 20 + a local PostgreSQL, and nothing else. There is deliberately no starter project: the framework, the layout, the test runner and how you reach the database are decisions your Application Design has to produce. local-environment/ holds only a docker-compose.yml for the database - run docker compose up -d &amp;&amp; node check-db.mjs before you start.</w:t>
             </w:r>
           </w:p>
         </w:tc>

--- a/group1-retail/Group1-Project-Brief.docx
+++ b/group1-retail/Group1-Project-Brief.docx
@@ -1320,6 +1320,25 @@
           <w:szCs w:val="22"/>
         </w:rPr>
         <w:t>Earn API reproduces every row of sample-data/expected-points.csv exactly. Check it before your demo: node sample-data/check-points.mjs &lt;your-output.csv&gt;</w:t>
+      </w:r>
+    </w:p>
+    <w:p>
+      <w:pPr>
+        <w:pStyle w:val="ListParagraph"/>
+        <w:numPr>
+          <w:ilvl w:val="0"/>
+          <w:numId w:val="2"/>
+        </w:numPr>
+        <w:spacing w:after="70" w:line="264"/>
+      </w:pPr>
+      <w:r>
+        <w:rPr>
+          <w:rFonts w:ascii="Calibri" w:cs="Calibri" w:eastAsia="Calibri" w:hAnsi="Calibri"/>
+          <w:color w:val="333333"/>
+          <w:sz w:val="22"/>
+          <w:szCs w:val="22"/>
+        </w:rPr>
+        <w:t>The customer-service screen works: look up a member and see the balance, the tier and the history with the reason behind each entry, then make an adjustment with a reason code. The balance on screen is the one in expected-points.csv</w:t>
       </w:r>
     </w:p>
     <w:p>

--- a/group1-retail/Group1-Project-Brief.docx
+++ b/group1-retail/Group1-Project-Brief.docx
@@ -1338,7 +1338,7 @@
           <w:sz w:val="22"/>
           <w:szCs w:val="22"/>
         </w:rPr>
-        <w:t>The customer-service screen works: look up a member and see the balance, the tier and the history with the reason behind each entry, then make an adjustment with a reason code. The balance on screen is the one in expected-points.csv</w:t>
+        <w:t>The customer-service screen works: look up a member and see the balance, the tier and the history with the reason behind each entry, then make an adjustment with a reason code. The balance on screen is the one in expected-points.csv. It is the only screen in the MVP - marketing configure campaigns through the API and Finance take the liability report as a file, and building a screen for either of them is scope you did not agree to</w:t>
       </w:r>
     </w:p>
     <w:p>
